--- a/GUI/Tutorial.docx
+++ b/GUI/Tutorial.docx
@@ -35,19 +35,8 @@
       <w:r>
         <w:t xml:space="preserve">As we all work with </w:t>
       </w:r>
-      <w:proofErr w:type="gramStart"/>
-      <w:r>
-        <w:t>University</w:t>
-      </w:r>
-      <w:proofErr w:type="gramEnd"/>
-      <w:r>
-        <w:t xml:space="preserve"> / business computers, there is a possibility that you may not have admin rights in your work computer. Try these </w:t>
-      </w:r>
-      <w:r>
-        <w:t>three</w:t>
-      </w:r>
-      <w:r>
-        <w:t xml:space="preserve"> </w:t>
+      <w:r>
+        <w:t xml:space="preserve">University / business computers, there is a possibility that you may not have admin rights in your work computer. Try these </w:t>
       </w:r>
       <w:r>
         <w:t xml:space="preserve">alternative </w:t>
@@ -87,34 +76,20 @@
         </w:numPr>
       </w:pPr>
       <w:r>
-        <w:t xml:space="preserve">If you have </w:t>
-      </w:r>
-      <w:proofErr w:type="spellStart"/>
-      <w:r>
-        <w:t>Matlab</w:t>
-      </w:r>
-      <w:proofErr w:type="spellEnd"/>
-      <w:r>
-        <w:t xml:space="preserve"> already in your computer, the easiest way is to run this via </w:t>
-      </w:r>
-      <w:proofErr w:type="spellStart"/>
-      <w:r>
-        <w:t>Matlab</w:t>
-      </w:r>
-      <w:proofErr w:type="spellEnd"/>
-      <w:r>
-        <w:t xml:space="preserve">. First </w:t>
-      </w:r>
-      <w:r>
-        <w:t xml:space="preserve">download the GUI folder from the link. In </w:t>
-      </w:r>
-      <w:proofErr w:type="spellStart"/>
-      <w:r>
-        <w:t>Matlab</w:t>
-      </w:r>
-      <w:proofErr w:type="spellEnd"/>
-      <w:r>
-        <w:t xml:space="preserve">, use </w:t>
+        <w:rPr>
+          <w:b/>
+          <w:bCs/>
+        </w:rPr>
+        <w:t>With Matlab</w:t>
+      </w:r>
+      <w:r>
+        <w:t xml:space="preserve">: </w:t>
+      </w:r>
+      <w:r>
+        <w:t xml:space="preserve">If you have Matlab already in your computer, the easiest way is to run this via Matlab. First </w:t>
+      </w:r>
+      <w:r>
+        <w:t xml:space="preserve">download the GUI folder from the link. In Matlab, use </w:t>
       </w:r>
       <w:r>
         <w:br/>
@@ -123,21 +98,7 @@
         <w:rPr>
           <w:rFonts w:ascii="Courier New" w:hAnsi="Courier New" w:cs="Courier New"/>
         </w:rPr>
-        <w:t>&gt;&gt; cd(</w:t>
-      </w:r>
-      <w:proofErr w:type="spellStart"/>
-      <w:r>
-        <w:rPr>
-          <w:rFonts w:ascii="Courier New" w:hAnsi="Courier New" w:cs="Courier New"/>
-        </w:rPr>
-        <w:t>dirPath</w:t>
-      </w:r>
-      <w:proofErr w:type="spellEnd"/>
-      <w:r>
-        <w:rPr>
-          <w:rFonts w:ascii="Courier New" w:hAnsi="Courier New" w:cs="Courier New"/>
-        </w:rPr>
-        <w:t xml:space="preserve">) </w:t>
+        <w:t xml:space="preserve">&gt;&gt; cd(dirPath) </w:t>
       </w:r>
       <w:r>
         <w:br/>
@@ -159,21 +120,7 @@
         <w:rPr>
           <w:rFonts w:ascii="Courier New" w:hAnsi="Courier New" w:cs="Courier New"/>
         </w:rPr>
-        <w:t>run("RamanPreprocessing_v</w:t>
-      </w:r>
-      <w:proofErr w:type="gramStart"/>
-      <w:r>
-        <w:rPr>
-          <w:rFonts w:ascii="Courier New" w:hAnsi="Courier New" w:cs="Courier New"/>
-        </w:rPr>
-        <w:t>3.mlapp</w:t>
-      </w:r>
-      <w:proofErr w:type="gramEnd"/>
-      <w:r>
-        <w:rPr>
-          <w:rFonts w:ascii="Courier New" w:hAnsi="Courier New" w:cs="Courier New"/>
-        </w:rPr>
-        <w:t>")</w:t>
+        <w:t>run("RamanPreprocessing_v3.mlapp")</w:t>
       </w:r>
     </w:p>
     <w:p>
@@ -185,75 +132,68 @@
         </w:numPr>
       </w:pPr>
       <w:r>
-        <w:t xml:space="preserve">If you have admin rights, download the exe file and install the app. Mind that due to this app being created by researchers, you will get some warning, but this is normal. The app will ask you download a </w:t>
-      </w:r>
-      <w:proofErr w:type="spellStart"/>
-      <w:r>
-        <w:t>Matlab</w:t>
-      </w:r>
-      <w:proofErr w:type="spellEnd"/>
-      <w:r>
-        <w:t xml:space="preserve"> package mid-way through, and this is necessary to run the app.</w:t>
-      </w:r>
-    </w:p>
-    <w:p>
-      <w:pPr>
-        <w:pStyle w:val="ListParagraph"/>
-        <w:numPr>
-          <w:ilvl w:val="0"/>
-          <w:numId w:val="1"/>
-        </w:numPr>
-      </w:pPr>
-      <w:r>
-        <w:t xml:space="preserve">If this is not working, you might be able to download the </w:t>
-      </w:r>
-      <w:r>
-        <w:t xml:space="preserve">7zip file and unzip it. Then inside the app there is a build folder, and a file called </w:t>
-      </w:r>
-      <w:r>
-        <w:t>RamanPreprocessing.exe. You might be able to just run it.</w:t>
-      </w:r>
-    </w:p>
-    <w:p>
-      <w:r>
-        <w:rPr>
-          <w:noProof/>
-        </w:rPr>
-        <w:drawing>
-          <wp:inline distT="0" distB="0" distL="0" distR="0" wp14:anchorId="251DD5C0" wp14:editId="324F0CCA">
-            <wp:extent cx="3407764" cy="891017"/>
-            <wp:effectExtent l="0" t="0" r="2540" b="4445"/>
-            <wp:docPr id="1920617560" name="Picture 1"/>
-            <wp:cNvGraphicFramePr>
-              <a:graphicFrameLocks xmlns:a="http://schemas.openxmlformats.org/drawingml/2006/main" noChangeAspect="1"/>
-            </wp:cNvGraphicFramePr>
-            <a:graphic xmlns:a="http://schemas.openxmlformats.org/drawingml/2006/main">
-              <a:graphicData uri="http://schemas.openxmlformats.org/drawingml/2006/picture">
-                <pic:pic xmlns:pic="http://schemas.openxmlformats.org/drawingml/2006/picture">
-                  <pic:nvPicPr>
-                    <pic:cNvPr id="1920617560" name=""/>
-                    <pic:cNvPicPr/>
-                  </pic:nvPicPr>
-                  <pic:blipFill>
-                    <a:blip r:embed="rId6"/>
-                    <a:stretch>
-                      <a:fillRect/>
-                    </a:stretch>
-                  </pic:blipFill>
-                  <pic:spPr>
-                    <a:xfrm>
-                      <a:off x="0" y="0"/>
-                      <a:ext cx="3419480" cy="894080"/>
-                    </a:xfrm>
-                    <a:prstGeom prst="rect">
-                      <a:avLst/>
-                    </a:prstGeom>
-                  </pic:spPr>
-                </pic:pic>
-              </a:graphicData>
-            </a:graphic>
-          </wp:inline>
-        </w:drawing>
+        <w:rPr>
+          <w:b/>
+          <w:bCs/>
+        </w:rPr>
+        <w:t>Without Matlab</w:t>
+      </w:r>
+      <w:r>
+        <w:t xml:space="preserve">: </w:t>
+      </w:r>
+      <w:r>
+        <w:t>If you have admin rights, download the exe file</w:t>
+      </w:r>
+      <w:r>
+        <w:t xml:space="preserve"> “</w:t>
+      </w:r>
+      <w:r>
+        <w:t>RamanPreProcessing_v03</w:t>
+      </w:r>
+      <w:r>
+        <w:t>.exe”</w:t>
+      </w:r>
+      <w:r>
+        <w:t xml:space="preserve"> </w:t>
+      </w:r>
+      <w:r>
+        <w:t>inside “</w:t>
+      </w:r>
+      <w:r>
+        <w:t>GUI\RamanPreProcessingApp\output\build</w:t>
+      </w:r>
+      <w:r>
+        <w:t>”</w:t>
+      </w:r>
+      <w:r>
+        <w:t xml:space="preserve"> </w:t>
+      </w:r>
+      <w:r>
+        <w:t xml:space="preserve">and install the app. Mind that due to this app being created by </w:t>
+      </w:r>
+      <w:r>
+        <w:t>us</w:t>
+      </w:r>
+      <w:r>
+        <w:t>, you will get some warning</w:t>
+      </w:r>
+      <w:r>
+        <w:t xml:space="preserve"> about authorship</w:t>
+      </w:r>
+      <w:r>
+        <w:t xml:space="preserve">, but this is normal. The app </w:t>
+      </w:r>
+      <w:r>
+        <w:t xml:space="preserve">may </w:t>
+      </w:r>
+      <w:r>
+        <w:t xml:space="preserve">ask you </w:t>
+      </w:r>
+      <w:r>
+        <w:t xml:space="preserve">to </w:t>
+      </w:r>
+      <w:r>
+        <w:t>download a Matlab package mid-way through, and this is necessary to run the app.</w:t>
       </w:r>
     </w:p>
     <w:p>
@@ -282,7 +222,7 @@
                     <pic:cNvPicPr/>
                   </pic:nvPicPr>
                   <pic:blipFill>
-                    <a:blip r:embed="rId7"/>
+                    <a:blip r:embed="rId6"/>
                     <a:stretch>
                       <a:fillRect/>
                     </a:stretch>
@@ -303,7 +243,6 @@
         </w:drawing>
       </w:r>
     </w:p>
-    <w:p/>
     <w:p>
       <w:pPr>
         <w:pStyle w:val="Heading2"/>
@@ -314,24 +253,7 @@
     </w:p>
     <w:p>
       <w:r>
-        <w:lastRenderedPageBreak/>
-        <w:t xml:space="preserve">Right </w:t>
-      </w:r>
-      <w:proofErr w:type="gramStart"/>
-      <w:r>
-        <w:t>now</w:t>
-      </w:r>
-      <w:proofErr w:type="gramEnd"/>
-      <w:r>
-        <w:t xml:space="preserve"> the app has no Raman data. We prepared an example dataset in the link above called </w:t>
-      </w:r>
-      <w:proofErr w:type="spellStart"/>
-      <w:r>
-        <w:t>RawData.mat</w:t>
-      </w:r>
-      <w:proofErr w:type="spellEnd"/>
-      <w:r>
-        <w:t>.</w:t>
+        <w:t>Right now the app has no Raman data. We prepared an example dataset in the link above called RawData.mat.</w:t>
       </w:r>
       <w:r>
         <w:t xml:space="preserve"> Please download it.</w:t>
@@ -357,11 +279,9 @@
       <w:r>
         <w:t xml:space="preserve"> </w:t>
       </w:r>
-      <w:proofErr w:type="spellStart"/>
       <w:r>
         <w:t>RawData.mat</w:t>
       </w:r>
-      <w:proofErr w:type="spellEnd"/>
       <w:r>
         <w:t xml:space="preserve">. </w:t>
       </w:r>
@@ -369,72 +289,31 @@
         <w:t>Within this file, our experimentalist</w:t>
       </w:r>
       <w:r>
-        <w:t xml:space="preserve"> collected hundreds of Raman spectra of live colorectal cancer cell lines adhered to glass. We thank Ethan </w:t>
-      </w:r>
-      <w:proofErr w:type="spellStart"/>
-      <w:r>
-        <w:t>Tebutt</w:t>
-      </w:r>
-      <w:proofErr w:type="spellEnd"/>
-      <w:r>
-        <w:t xml:space="preserve"> for his contribution to this tutorial, as this data was one of the outputs of his </w:t>
-      </w:r>
-      <w:proofErr w:type="spellStart"/>
-      <w:r>
-        <w:t>MPhys</w:t>
-      </w:r>
-      <w:proofErr w:type="spellEnd"/>
-      <w:r>
-        <w:t xml:space="preserve"> project.</w:t>
-      </w:r>
-    </w:p>
-    <w:p>
-      <w:r>
-        <w:t xml:space="preserve">You could load this file into </w:t>
-      </w:r>
-      <w:proofErr w:type="spellStart"/>
-      <w:r>
-        <w:t>Matlab</w:t>
-      </w:r>
-      <w:proofErr w:type="spellEnd"/>
-      <w:r>
-        <w:t xml:space="preserve"> and explore it yourself. </w:t>
-      </w:r>
-      <w:proofErr w:type="spellStart"/>
-      <w:r>
-        <w:t>RamanSpectra</w:t>
-      </w:r>
-      <w:proofErr w:type="spellEnd"/>
-      <w:r>
-        <w:t>{k,1} contains</w:t>
+        <w:t xml:space="preserve"> collected hundreds of Raman spectra of live colorectal cancer cell lines adhered to glass. We thank Ethan Tebutt for his contribution to this tutorial, as this data was one of the outputs of his MPhys project.</w:t>
+      </w:r>
+    </w:p>
+    <w:p>
+      <w:r>
+        <w:t xml:space="preserve">You could load this file into Matlab and explore it yourself. </w:t>
+      </w:r>
+      <w:r>
+        <w:t>RamanSpectra{k,1} contains</w:t>
       </w:r>
       <w:r>
         <w:t xml:space="preserve"> a spectrum organised as</w:t>
       </w:r>
       <w:r>
-        <w:t xml:space="preserve"> [wavenumber intensity], </w:t>
-      </w:r>
-      <w:proofErr w:type="spellStart"/>
-      <w:r>
-        <w:t>RamanSpectra</w:t>
-      </w:r>
-      <w:proofErr w:type="spellEnd"/>
-      <w:r>
-        <w:t>{k,2} contains the class label</w:t>
-      </w:r>
-      <w:r>
-        <w:t xml:space="preserve"> (the cell line in this case)</w:t>
-      </w:r>
-      <w:r>
-        <w:t xml:space="preserve">, and </w:t>
-      </w:r>
-      <w:proofErr w:type="spellStart"/>
-      <w:r>
-        <w:t>RamanSpectra</w:t>
-      </w:r>
-      <w:proofErr w:type="spellEnd"/>
-      <w:r>
-        <w:t>{k,3} contains the measured calibration peak</w:t>
+        <w:t xml:space="preserve"> [wavenumber intensity], RamanSpectra{k,2} contains the class label</w:t>
+      </w:r>
+      <w:r>
+        <w:t xml:space="preserve"> (the cell line in this </w:t>
+      </w:r>
+      <w:r>
+        <w:lastRenderedPageBreak/>
+        <w:t>case)</w:t>
+      </w:r>
+      <w:r>
+        <w:t>, and RamanSpectra{k,3} contains the measured calibration peak</w:t>
       </w:r>
       <w:r>
         <w:t xml:space="preserve"> (the silicon peak that we use to calibrate the system every day)</w:t>
@@ -478,7 +357,7 @@
                     <pic:cNvPicPr/>
                   </pic:nvPicPr>
                   <pic:blipFill>
-                    <a:blip r:embed="rId8"/>
+                    <a:blip r:embed="rId7"/>
                     <a:stretch>
                       <a:fillRect/>
                     </a:stretch>
@@ -518,15 +397,7 @@
         <w:t xml:space="preserve">Choose a Class from the dropdown. </w:t>
       </w:r>
       <w:r>
-        <w:t xml:space="preserve">In this case, the class CaCo2 contains 92 </w:t>
-      </w:r>
-      <w:proofErr w:type="gramStart"/>
-      <w:r>
-        <w:t>spectra</w:t>
-      </w:r>
-      <w:proofErr w:type="gramEnd"/>
-      <w:r>
-        <w:t xml:space="preserve"> and we are seeing spectrum number 1. Try to change the spectrum number and the class to see the inherent variability within cell line and between cell lines.</w:t>
+        <w:t>In this case, the class CaCo2 contains 92 spectra and we are seeing spectrum number 1. Try to change the spectrum number and the class to see the inherent variability within cell line and between cell lines.</w:t>
       </w:r>
     </w:p>
     <w:p>
@@ -539,7 +410,6 @@
         <w:rPr>
           <w:noProof/>
         </w:rPr>
-        <w:lastRenderedPageBreak/>
         <w:drawing>
           <wp:inline distT="0" distB="0" distL="0" distR="0" wp14:anchorId="097FF7B0" wp14:editId="0C6162A6">
             <wp:extent cx="4407108" cy="3089761"/>
@@ -556,7 +426,7 @@
                     <pic:cNvPicPr/>
                   </pic:nvPicPr>
                   <pic:blipFill>
-                    <a:blip r:embed="rId9"/>
+                    <a:blip r:embed="rId8"/>
                     <a:stretch>
                       <a:fillRect/>
                     </a:stretch>
@@ -587,15 +457,8 @@
     </w:p>
     <w:p>
       <w:r>
-        <w:t xml:space="preserve">On the top of the </w:t>
-      </w:r>
-      <w:proofErr w:type="gramStart"/>
-      <w:r>
-        <w:t>plot</w:t>
-      </w:r>
-      <w:proofErr w:type="gramEnd"/>
-      <w:r>
-        <w:t xml:space="preserve"> you can see different tabs. These represent the different steps of pre-processing organised from left to right. We are currently in the </w:t>
+        <w:lastRenderedPageBreak/>
+        <w:t xml:space="preserve">On the top of the plot you can see different tabs. These represent the different steps of pre-processing organised from left to right. We are currently in the </w:t>
       </w:r>
       <w:r>
         <w:rPr>
@@ -743,7 +606,7 @@
                           <pic:cNvPicPr/>
                         </pic:nvPicPr>
                         <pic:blipFill>
-                          <a:blip r:embed="rId10">
+                          <a:blip r:embed="rId9">
                             <a:extLst>
                               <a:ext uri="{28A0092B-C50C-407E-A947-70E740481C1C}">
                                 <a14:useLocalDpi xmlns:a14="http://schemas.microsoft.com/office/drawing/2010/main" val="0"/>
@@ -799,7 +662,7 @@
                           <pic:cNvPicPr/>
                         </pic:nvPicPr>
                         <pic:blipFill>
-                          <a:blip r:embed="rId11"/>
+                          <a:blip r:embed="rId10"/>
                           <a:stretch>
                             <a:fillRect/>
                           </a:stretch>
@@ -855,15 +718,7 @@
         <w:t>known chosen set of wavenumbers</w:t>
       </w:r>
       <w:r>
-        <w:t xml:space="preserve">. </w:t>
-      </w:r>
-      <w:proofErr w:type="spellStart"/>
-      <w:r>
-        <w:t>Eg.</w:t>
-      </w:r>
-      <w:proofErr w:type="spellEnd"/>
-      <w:r>
-        <w:t xml:space="preserve"> 100.0, 100.5, 101.0, 101.5, …</w:t>
+        <w:t>. Eg. 100.0, 100.5, 101.0, 101.5, …</w:t>
       </w:r>
     </w:p>
     <w:p>
@@ -880,15 +735,7 @@
         <w:t>-1</w:t>
       </w:r>
       <w:r>
-        <w:t xml:space="preserve"> (use the mouse wheel), you will be able to see a small translation of the spectra in the </w:t>
-      </w:r>
-      <w:proofErr w:type="gramStart"/>
-      <w:r>
-        <w:t>wavenumbers</w:t>
-      </w:r>
-      <w:proofErr w:type="gramEnd"/>
-      <w:r>
-        <w:t xml:space="preserve"> axis.</w:t>
+        <w:t xml:space="preserve"> (use the mouse wheel), you will be able to see a small translation of the spectra in the wavenumbers axis.</w:t>
       </w:r>
     </w:p>
     <w:p>
@@ -896,7 +743,6 @@
         <w:rPr>
           <w:noProof/>
         </w:rPr>
-        <w:lastRenderedPageBreak/>
         <w:drawing>
           <wp:inline distT="0" distB="0" distL="0" distR="0" wp14:anchorId="2A5D95EA" wp14:editId="53C22B6A">
             <wp:extent cx="1364105" cy="1759633"/>
@@ -913,7 +759,7 @@
                     <pic:cNvPicPr/>
                   </pic:nvPicPr>
                   <pic:blipFill>
-                    <a:blip r:embed="rId12"/>
+                    <a:blip r:embed="rId11"/>
                     <a:stretch>
                       <a:fillRect/>
                     </a:stretch>
@@ -944,15 +790,7 @@
     </w:p>
     <w:p>
       <w:r>
-        <w:t xml:space="preserve">Raman will be sensitive to your experimental </w:t>
-      </w:r>
-      <w:proofErr w:type="gramStart"/>
-      <w:r>
-        <w:t>setup, and</w:t>
-      </w:r>
-      <w:proofErr w:type="gramEnd"/>
-      <w:r>
-        <w:t xml:space="preserve"> will pick up signal from the buffer and the substrate. In this case, this was measured with a visible laser (532 nm) and in a glass coverslip. The experimentalist measured background spectra at the same Z position in the absence of the cell for each dataset. In this case we are using </w:t>
+        <w:t xml:space="preserve">Raman will be sensitive to your experimental setup, and will pick up signal from the buffer and the substrate. In this case, this was measured with a visible laser (532 nm) and in a glass coverslip. The experimentalist measured background spectra at the same Z position in the absence of the cell for each dataset. In this case we are using </w:t>
       </w:r>
       <w:r>
         <w:t xml:space="preserve">Extended Multiplicative Signal Correction </w:t>
@@ -996,6 +834,7 @@
         <w:rPr>
           <w:noProof/>
         </w:rPr>
+        <w:lastRenderedPageBreak/>
         <w:drawing>
           <wp:inline distT="0" distB="0" distL="0" distR="0" wp14:anchorId="7485CA8D" wp14:editId="263ADB6A">
             <wp:extent cx="2173574" cy="2708608"/>
@@ -1012,7 +851,7 @@
                     <pic:cNvPicPr/>
                   </pic:nvPicPr>
                   <pic:blipFill>
-                    <a:blip r:embed="rId13"/>
+                    <a:blip r:embed="rId12"/>
                     <a:stretch>
                       <a:fillRect/>
                     </a:stretch>
@@ -1060,37 +899,12 @@
           <w:szCs w:val="16"/>
         </w:rPr>
       </w:pPr>
-      <w:proofErr w:type="spellStart"/>
       <w:r>
         <w:rPr>
           <w:sz w:val="16"/>
           <w:szCs w:val="16"/>
         </w:rPr>
-        <w:t>Skogholt</w:t>
-      </w:r>
-      <w:proofErr w:type="spellEnd"/>
-      <w:r>
-        <w:rPr>
-          <w:sz w:val="16"/>
-          <w:szCs w:val="16"/>
-        </w:rPr>
-        <w:t xml:space="preserve"> J., Liland K.H., Indahl U.G. </w:t>
-      </w:r>
-      <w:proofErr w:type="gramStart"/>
-      <w:r>
-        <w:rPr>
-          <w:sz w:val="16"/>
-          <w:szCs w:val="16"/>
-        </w:rPr>
-        <w:t>Pre-processing</w:t>
-      </w:r>
-      <w:proofErr w:type="gramEnd"/>
-      <w:r>
-        <w:rPr>
-          <w:sz w:val="16"/>
-          <w:szCs w:val="16"/>
-        </w:rPr>
-        <w:t xml:space="preserve"> of spectral data in the extended multiplicative signal correction framework using multiple reference spectra. Journal of Raman Spectroscopy, 50(3), 407-417 (2019). </w:t>
+        <w:t xml:space="preserve">Skogholt J., Liland K.H., Indahl U.G. Pre-processing of spectral data in the extended multiplicative signal correction framework using multiple reference spectra. Journal of Raman Spectroscopy, 50(3), 407-417 (2019). </w:t>
       </w:r>
     </w:p>
     <w:p>
@@ -1103,29 +917,13 @@
     </w:p>
     <w:p>
       <w:r>
-        <w:t xml:space="preserve">Samples may show baseline due to a number of </w:t>
-      </w:r>
-      <w:proofErr w:type="gramStart"/>
-      <w:r>
-        <w:t>reason</w:t>
-      </w:r>
-      <w:proofErr w:type="gramEnd"/>
-      <w:r>
-        <w:t xml:space="preserve">, including autofluorescence and mie scattering of highly scattering particles. Baseline subtraction can be essential to make sure </w:t>
-      </w:r>
-      <w:r>
-        <w:t xml:space="preserve">the Raman peaks are </w:t>
-      </w:r>
-      <w:proofErr w:type="gramStart"/>
-      <w:r>
-        <w:t>highlighted</w:t>
-      </w:r>
-      <w:r>
-        <w:t>, and</w:t>
-      </w:r>
-      <w:proofErr w:type="gramEnd"/>
-      <w:r>
-        <w:t xml:space="preserve"> can help with any negative values from the background subtraction</w:t>
+        <w:t xml:space="preserve">Samples may show baseline due to a number of reason, including autofluorescence and mie scattering of highly scattering particles. Baseline subtraction can be essential to make sure </w:t>
+      </w:r>
+      <w:r>
+        <w:t>the Raman peaks are highlighted</w:t>
+      </w:r>
+      <w:r>
+        <w:t>, and can help with any negative values from the background subtraction</w:t>
       </w:r>
       <w:r>
         <w:t>.</w:t>
@@ -1139,55 +937,7 @@
         <w:t xml:space="preserve">wo-pass baseline correction is provided. </w:t>
       </w:r>
       <w:r>
-        <w:t xml:space="preserve">This is an iterative minimum-envelope algorithm implemented in </w:t>
-      </w:r>
-      <w:proofErr w:type="spellStart"/>
-      <w:r>
-        <w:t>f_baseline_corr</w:t>
-      </w:r>
-      <w:proofErr w:type="spellEnd"/>
-      <w:r>
-        <w:t xml:space="preserve">, developed at the </w:t>
-      </w:r>
-      <w:proofErr w:type="spellStart"/>
-      <w:r>
-        <w:t>Hannoversches</w:t>
-      </w:r>
-      <w:proofErr w:type="spellEnd"/>
-      <w:r>
-        <w:t xml:space="preserve"> Zentrum fur </w:t>
-      </w:r>
-      <w:proofErr w:type="spellStart"/>
-      <w:r>
-        <w:t>Optische</w:t>
-      </w:r>
-      <w:proofErr w:type="spellEnd"/>
-      <w:r>
-        <w:t xml:space="preserve"> </w:t>
-      </w:r>
-      <w:proofErr w:type="spellStart"/>
-      <w:r>
-        <w:t>Technologien</w:t>
-      </w:r>
-      <w:proofErr w:type="spellEnd"/>
-      <w:r>
-        <w:t xml:space="preserve"> (HOT), Leibniz </w:t>
-      </w:r>
-      <w:proofErr w:type="spellStart"/>
-      <w:r>
-        <w:t>Universitat</w:t>
-      </w:r>
-      <w:proofErr w:type="spellEnd"/>
-      <w:r>
-        <w:t xml:space="preserve"> Hannover; code attributed to M. </w:t>
-      </w:r>
-      <w:proofErr w:type="spellStart"/>
-      <w:r>
-        <w:t>Mazurenka</w:t>
-      </w:r>
-      <w:proofErr w:type="spellEnd"/>
-      <w:r>
-        <w:t xml:space="preserve">, C. Suhr and M. Koch. </w:t>
+        <w:t xml:space="preserve">This is an iterative minimum-envelope algorithm implemented in f_baseline_corr, developed at the Hannoversches Zentrum fur Optische Technologien (HOT), Leibniz Universitat Hannover; code attributed to M. Mazurenka, C. Suhr and M. Koch. </w:t>
       </w:r>
     </w:p>
     <w:p>
@@ -1210,11 +960,7 @@
         <w:t xml:space="preserve">for each pass and observe the effect on the estimated baseline and corrected spectrum. </w:t>
       </w:r>
       <w:r>
-        <w:t xml:space="preserve">Notice that smaller bandwidths can start to </w:t>
-      </w:r>
-      <w:r>
-        <w:lastRenderedPageBreak/>
-        <w:t>remove intensity in broad peaks like the CH stretching region (~2900 cm</w:t>
+        <w:t>Notice that smaller bandwidths can start to remove intensity in broad peaks like the CH stretching region (~2900 cm</w:t>
       </w:r>
       <w:r>
         <w:rPr>
@@ -1250,7 +996,7 @@
                     <pic:cNvPicPr/>
                   </pic:nvPicPr>
                   <pic:blipFill>
-                    <a:blip r:embed="rId14"/>
+                    <a:blip r:embed="rId13"/>
                     <a:stretch>
                       <a:fillRect/>
                     </a:stretch>
@@ -1281,18 +1027,14 @@
     </w:p>
     <w:p>
       <w:r>
+        <w:lastRenderedPageBreak/>
         <w:t xml:space="preserve">This is a potentially optional step. It is traditionally used to remove the high-frequency background and bring to light the </w:t>
       </w:r>
       <w:r>
         <w:t xml:space="preserve">Raman bands. A common approach uses a </w:t>
       </w:r>
-      <w:proofErr w:type="spellStart"/>
-      <w:r>
-        <w:t>Savitzky</w:t>
-      </w:r>
-      <w:proofErr w:type="spellEnd"/>
-      <w:r>
-        <w:t xml:space="preserve">-Golay filtering. </w:t>
+      <w:r>
+        <w:t xml:space="preserve">Savitzky-Golay filtering. </w:t>
       </w:r>
       <w:r>
         <w:t xml:space="preserve">You may adjust the </w:t>
@@ -1339,7 +1081,7 @@
                     <pic:cNvPicPr/>
                   </pic:nvPicPr>
                   <pic:blipFill>
-                    <a:blip r:embed="rId15"/>
+                    <a:blip r:embed="rId14"/>
                     <a:stretch>
                       <a:fillRect/>
                     </a:stretch>
@@ -1372,23 +1114,7 @@
           <w:sz w:val="16"/>
           <w:szCs w:val="16"/>
         </w:rPr>
-        <w:t xml:space="preserve">Reference: </w:t>
-      </w:r>
-      <w:proofErr w:type="spellStart"/>
-      <w:r>
-        <w:rPr>
-          <w:sz w:val="16"/>
-          <w:szCs w:val="16"/>
-        </w:rPr>
-        <w:t>Savitzky</w:t>
-      </w:r>
-      <w:proofErr w:type="spellEnd"/>
-      <w:r>
-        <w:rPr>
-          <w:sz w:val="16"/>
-          <w:szCs w:val="16"/>
-        </w:rPr>
-        <w:t xml:space="preserve"> A., Golay M.J.E. Smoothing and Differentiation of Data by Simplified Least Squares Procedures. Analytical Chemistry, 36(8), 1627-1639 (1964).</w:t>
+        <w:t>Reference: Savitzky A., Golay M.J.E. Smoothing and Differentiation of Data by Simplified Least Squares Procedures. Analytical Chemistry, 36(8), 1627-1639 (1964).</w:t>
       </w:r>
     </w:p>
     <w:p>
@@ -1419,18 +1145,10 @@
         <w:t>)</w:t>
       </w:r>
       <w:r>
-        <w:t xml:space="preserve"> is noise dominated in biological </w:t>
-      </w:r>
-      <w:proofErr w:type="gramStart"/>
-      <w:r>
-        <w:t>samples</w:t>
-      </w:r>
-      <w:r>
-        <w:t>, but</w:t>
-      </w:r>
-      <w:proofErr w:type="gramEnd"/>
-      <w:r>
-        <w:t xml:space="preserve"> may be relevant when using isotope labelling and Raman tags. You can interact with this step choosing th</w:t>
+        <w:t xml:space="preserve"> is noise dominated in biological samples</w:t>
+      </w:r>
+      <w:r>
+        <w:t>, but may be relevant when using isotope labelling and Raman tags. You can interact with this step choosing th</w:t>
       </w:r>
       <w:r>
         <w:t>e Start wavenumber, End wavenumber and enabling Zapping to eliminate the silent region</w:t>
@@ -1444,7 +1162,6 @@
         <w:rPr>
           <w:noProof/>
         </w:rPr>
-        <w:lastRenderedPageBreak/>
         <w:drawing>
           <wp:inline distT="0" distB="0" distL="0" distR="0" wp14:anchorId="23DD810C" wp14:editId="6E7EB1FD">
             <wp:extent cx="3748882" cy="2633272"/>
@@ -1461,7 +1178,7 @@
                     <pic:cNvPicPr/>
                   </pic:nvPicPr>
                   <pic:blipFill>
-                    <a:blip r:embed="rId16"/>
+                    <a:blip r:embed="rId15"/>
                     <a:stretch>
                       <a:fillRect/>
                     </a:stretch>
@@ -1548,7 +1265,11 @@
         <w:t xml:space="preserve"> </w:t>
       </w:r>
       <w:r>
-        <w:t xml:space="preserve">Try them all and notice the y-axis for the normalised plot (bottom). </w:t>
+        <w:t xml:space="preserve">Try them all and notice the y-axis for the </w:t>
+      </w:r>
+      <w:r>
+        <w:lastRenderedPageBreak/>
+        <w:t xml:space="preserve">normalised plot (bottom). </w:t>
       </w:r>
       <w:r>
         <w:t>For this dataset, I will be normalising to the Amide I band or total protein in the sample.</w:t>
@@ -1575,7 +1296,7 @@
                     <pic:cNvPicPr/>
                   </pic:nvPicPr>
                   <pic:blipFill>
-                    <a:blip r:embed="rId17"/>
+                    <a:blip r:embed="rId16"/>
                     <a:stretch>
                       <a:fillRect/>
                     </a:stretch>
@@ -1641,7 +1362,7 @@
                     <pic:cNvPicPr/>
                   </pic:nvPicPr>
                   <pic:blipFill>
-                    <a:blip r:embed="rId18"/>
+                    <a:blip r:embed="rId17"/>
                     <a:stretch>
                       <a:fillRect/>
                     </a:stretch>
@@ -1667,7 +1388,6 @@
         <w:rPr>
           <w:noProof/>
         </w:rPr>
-        <w:lastRenderedPageBreak/>
         <w:drawing>
           <wp:inline distT="0" distB="0" distL="0" distR="0" wp14:anchorId="44CCAB53" wp14:editId="5DA292E6">
             <wp:extent cx="2960884" cy="3757534"/>
@@ -1684,7 +1404,7 @@
                     <pic:cNvPicPr/>
                   </pic:nvPicPr>
                   <pic:blipFill>
-                    <a:blip r:embed="rId19"/>
+                    <a:blip r:embed="rId18"/>
                     <a:stretch>
                       <a:fillRect/>
                     </a:stretch>
@@ -1715,6 +1435,7 @@
     </w:p>
     <w:p>
       <w:r>
+        <w:lastRenderedPageBreak/>
         <w:t>You can c</w:t>
       </w:r>
       <w:r>
@@ -1746,7 +1467,6 @@
       <w:r>
         <w:t xml:space="preserve"> with the name </w:t>
       </w:r>
-      <w:proofErr w:type="spellStart"/>
       <w:r>
         <w:rPr>
           <w:b/>
@@ -1754,7 +1474,6 @@
         </w:rPr>
         <w:t>ProcessedData.mat</w:t>
       </w:r>
-      <w:proofErr w:type="spellEnd"/>
       <w:r>
         <w:t xml:space="preserve"> to process to the classification part of the tutorial.</w:t>
       </w:r>
@@ -1796,26 +1515,13 @@
         <w:t xml:space="preserve">: these run on the data identifying patterns without any </w:t>
       </w:r>
       <w:r>
-        <w:t xml:space="preserve">additional information. The model does not know what class </w:t>
-      </w:r>
-      <w:proofErr w:type="gramStart"/>
-      <w:r>
-        <w:t>is what</w:t>
-      </w:r>
-      <w:proofErr w:type="gramEnd"/>
-      <w:r>
-        <w:t xml:space="preserve"> (aka cell lines</w:t>
-      </w:r>
-      <w:proofErr w:type="gramStart"/>
-      <w:r>
-        <w:t>)</w:t>
-      </w:r>
-      <w:r>
-        <w:t>, and</w:t>
-      </w:r>
-      <w:proofErr w:type="gramEnd"/>
-      <w:r>
-        <w:t xml:space="preserve"> will just find groups based on the data characteristics. For example, principal component analysis is a linear unsupervised multivariate method that </w:t>
+        <w:t>additional information. The model does not know what class is what</w:t>
+      </w:r>
+      <w:r>
+        <w:t xml:space="preserve"> (aka cell lines)</w:t>
+      </w:r>
+      <w:r>
+        <w:t xml:space="preserve">, and will just find groups based on the data characteristics. For example, principal component analysis is a linear unsupervised multivariate method that </w:t>
       </w:r>
       <w:r>
         <w:t>separates samples based on variance, that is, identifies the dimensions of the data that vary the most and replots the data in these directions.</w:t>
@@ -1848,29 +1554,52 @@
         <w:t xml:space="preserve">: </w:t>
       </w:r>
       <w:r>
-        <w:t xml:space="preserve">these run on the data with prior knowledge of the classes of each </w:t>
-      </w:r>
-      <w:proofErr w:type="gramStart"/>
-      <w:r>
-        <w:t>observation</w:t>
-      </w:r>
-      <w:r>
-        <w:t>, and</w:t>
-      </w:r>
-      <w:proofErr w:type="gramEnd"/>
-      <w:r>
-        <w:t xml:space="preserve"> learn from this. These models are usually very powerful, but can easily learn too well a single dataset, so it’s important to evaluate them against data they have never seen. When using these </w:t>
-      </w:r>
-      <w:proofErr w:type="gramStart"/>
-      <w:r>
-        <w:t>models</w:t>
-      </w:r>
-      <w:proofErr w:type="gramEnd"/>
-      <w:r>
-        <w:t xml:space="preserve"> we will split our data into </w:t>
+        <w:t>these run on the data with prior knowledge of the classes of each observation</w:t>
+      </w:r>
+      <w:r>
+        <w:t xml:space="preserve">, and learn from this. These models are usually very powerful, but can easily learn too well a single dataset, so it’s important to evaluate them against data they have never seen. When using these models we will split our data into </w:t>
       </w:r>
       <w:r>
         <w:t>training groups and validation groups.</w:t>
+      </w:r>
+    </w:p>
+    <w:p>
+      <w:r>
+        <w:drawing>
+          <wp:inline distT="0" distB="0" distL="0" distR="0" wp14:anchorId="33DBB73E" wp14:editId="66B852C0">
+            <wp:extent cx="5731510" cy="4012565"/>
+            <wp:effectExtent l="0" t="0" r="2540" b="6985"/>
+            <wp:docPr id="1850205242" name="Picture 1"/>
+            <wp:cNvGraphicFramePr>
+              <a:graphicFrameLocks xmlns:a="http://schemas.openxmlformats.org/drawingml/2006/main" noChangeAspect="1"/>
+            </wp:cNvGraphicFramePr>
+            <a:graphic xmlns:a="http://schemas.openxmlformats.org/drawingml/2006/main">
+              <a:graphicData uri="http://schemas.openxmlformats.org/drawingml/2006/picture">
+                <pic:pic xmlns:pic="http://schemas.openxmlformats.org/drawingml/2006/picture">
+                  <pic:nvPicPr>
+                    <pic:cNvPr id="1850205242" name=""/>
+                    <pic:cNvPicPr/>
+                  </pic:nvPicPr>
+                  <pic:blipFill>
+                    <a:blip r:embed="rId19"/>
+                    <a:stretch>
+                      <a:fillRect/>
+                    </a:stretch>
+                  </pic:blipFill>
+                  <pic:spPr>
+                    <a:xfrm>
+                      <a:off x="0" y="0"/>
+                      <a:ext cx="5731510" cy="4012565"/>
+                    </a:xfrm>
+                    <a:prstGeom prst="rect">
+                      <a:avLst/>
+                    </a:prstGeom>
+                  </pic:spPr>
+                </pic:pic>
+              </a:graphicData>
+            </a:graphic>
+          </wp:inline>
+        </w:drawing>
       </w:r>
     </w:p>
     <w:p>
@@ -2095,19 +1824,73 @@
       <w:r>
         <w:t>Loading 1 will be the one that explains the most variability in the system, loading 2 will explain less variability, etc. The more loadings we consider, the more noise we are allowing.</w:t>
       </w:r>
+      <w:r>
+        <w:t xml:space="preserve"> Here, the default filter is keeping the components that explain 95% of the variability of the system:</w:t>
+      </w:r>
     </w:p>
     <w:p>
       <w:r>
         <w:lastRenderedPageBreak/>
-        <w:t xml:space="preserve">Notice </w:t>
-      </w:r>
-      <w:proofErr w:type="gramStart"/>
-      <w:r>
-        <w:t>the each</w:t>
-      </w:r>
-      <w:proofErr w:type="gramEnd"/>
-      <w:r>
-        <w:t xml:space="preserve"> loading looks like a spectrum but has positive and negative peaks. If a cell has a positive score in a loading, it means that the positive peaks are present, while a negative score means it is the negative peaks that are present. Loadings can look like known spectra</w:t>
+        <w:drawing>
+          <wp:inline distT="0" distB="0" distL="0" distR="0" wp14:anchorId="5A1A40CB" wp14:editId="5ED61F17">
+            <wp:extent cx="5731510" cy="4034155"/>
+            <wp:effectExtent l="0" t="0" r="2540" b="4445"/>
+            <wp:docPr id="1415157484" name="Picture 1"/>
+            <wp:cNvGraphicFramePr>
+              <a:graphicFrameLocks xmlns:a="http://schemas.openxmlformats.org/drawingml/2006/main" noChangeAspect="1"/>
+            </wp:cNvGraphicFramePr>
+            <a:graphic xmlns:a="http://schemas.openxmlformats.org/drawingml/2006/main">
+              <a:graphicData uri="http://schemas.openxmlformats.org/drawingml/2006/picture">
+                <pic:pic xmlns:pic="http://schemas.openxmlformats.org/drawingml/2006/picture">
+                  <pic:nvPicPr>
+                    <pic:cNvPr id="1415157484" name=""/>
+                    <pic:cNvPicPr/>
+                  </pic:nvPicPr>
+                  <pic:blipFill>
+                    <a:blip r:embed="rId20"/>
+                    <a:stretch>
+                      <a:fillRect/>
+                    </a:stretch>
+                  </pic:blipFill>
+                  <pic:spPr>
+                    <a:xfrm>
+                      <a:off x="0" y="0"/>
+                      <a:ext cx="5731510" cy="4034155"/>
+                    </a:xfrm>
+                    <a:prstGeom prst="rect">
+                      <a:avLst/>
+                    </a:prstGeom>
+                  </pic:spPr>
+                </pic:pic>
+              </a:graphicData>
+            </a:graphic>
+          </wp:inline>
+        </w:drawing>
+      </w:r>
+    </w:p>
+    <w:p>
+      <w:r>
+        <w:t xml:space="preserve">Here, you can see the </w:t>
+      </w:r>
+      <w:r>
+        <w:t xml:space="preserve">cumulative sum of </w:t>
+      </w:r>
+      <w:r>
+        <w:t>variance explaine</w:t>
+      </w:r>
+      <w:r>
+        <w:t>d as we increase the number of components. For 95%, the total number is ~200 components. You can change the ScoreX and ScoreY values to explore the scores (2D plots) for our cells in each component, and the loading shape.</w:t>
+      </w:r>
+    </w:p>
+    <w:p>
+      <w:r>
+        <w:t>Notice th</w:t>
+      </w:r>
+      <w:r>
+        <w:t>at</w:t>
+      </w:r>
+      <w:r>
+        <w:t xml:space="preserve"> each loading looks like a spectrum but has positive and negative peaks. If a cell has a positive score in a loading, it means that the positive peaks are present, while a negative score means it is the negative peaks that are present. Loadings can look like known spectra</w:t>
       </w:r>
       <w:r>
         <w:t xml:space="preserve">, which makes interpreting the results much easier. </w:t>
@@ -2115,7 +1898,97 @@
     </w:p>
     <w:p>
       <w:r>
-        <w:t>However, PCA does not care if the variability comes from intended differences between the cell lines, or simply variations in background contribution!</w:t>
+        <w:drawing>
+          <wp:inline distT="0" distB="0" distL="0" distR="0" wp14:anchorId="10777A15" wp14:editId="5F8D0C5B">
+            <wp:extent cx="3860800" cy="2168174"/>
+            <wp:effectExtent l="0" t="0" r="6350" b="3810"/>
+            <wp:docPr id="1764399425" name="Picture 1"/>
+            <wp:cNvGraphicFramePr>
+              <a:graphicFrameLocks xmlns:a="http://schemas.openxmlformats.org/drawingml/2006/main" noChangeAspect="1"/>
+            </wp:cNvGraphicFramePr>
+            <a:graphic xmlns:a="http://schemas.openxmlformats.org/drawingml/2006/main">
+              <a:graphicData uri="http://schemas.openxmlformats.org/drawingml/2006/picture">
+                <pic:pic xmlns:pic="http://schemas.openxmlformats.org/drawingml/2006/picture">
+                  <pic:nvPicPr>
+                    <pic:cNvPr id="1764399425" name=""/>
+                    <pic:cNvPicPr/>
+                  </pic:nvPicPr>
+                  <pic:blipFill>
+                    <a:blip r:embed="rId21"/>
+                    <a:stretch>
+                      <a:fillRect/>
+                    </a:stretch>
+                  </pic:blipFill>
+                  <pic:spPr>
+                    <a:xfrm>
+                      <a:off x="0" y="0"/>
+                      <a:ext cx="3870647" cy="2173704"/>
+                    </a:xfrm>
+                    <a:prstGeom prst="rect">
+                      <a:avLst/>
+                    </a:prstGeom>
+                  </pic:spPr>
+                </pic:pic>
+              </a:graphicData>
+            </a:graphic>
+          </wp:inline>
+        </w:drawing>
+      </w:r>
+    </w:p>
+    <w:p>
+      <w:r>
+        <w:t>As we increase the loading number, it become more noisy</w:t>
+      </w:r>
+      <w:r>
+        <w:t>. For example, loading 8 seems dominated by residual background from the water band (high wavenumbers).</w:t>
+      </w:r>
+    </w:p>
+    <w:p>
+      <w:r>
+        <w:lastRenderedPageBreak/>
+        <w:drawing>
+          <wp:inline distT="0" distB="0" distL="0" distR="0" wp14:anchorId="025E45B1" wp14:editId="5449D125">
+            <wp:extent cx="3406987" cy="1969111"/>
+            <wp:effectExtent l="0" t="0" r="3175" b="0"/>
+            <wp:docPr id="1033013045" name="Picture 1"/>
+            <wp:cNvGraphicFramePr>
+              <a:graphicFrameLocks xmlns:a="http://schemas.openxmlformats.org/drawingml/2006/main" noChangeAspect="1"/>
+            </wp:cNvGraphicFramePr>
+            <a:graphic xmlns:a="http://schemas.openxmlformats.org/drawingml/2006/main">
+              <a:graphicData uri="http://schemas.openxmlformats.org/drawingml/2006/picture">
+                <pic:pic xmlns:pic="http://schemas.openxmlformats.org/drawingml/2006/picture">
+                  <pic:nvPicPr>
+                    <pic:cNvPr id="1033013045" name=""/>
+                    <pic:cNvPicPr/>
+                  </pic:nvPicPr>
+                  <pic:blipFill>
+                    <a:blip r:embed="rId22"/>
+                    <a:stretch>
+                      <a:fillRect/>
+                    </a:stretch>
+                  </pic:blipFill>
+                  <pic:spPr>
+                    <a:xfrm>
+                      <a:off x="0" y="0"/>
+                      <a:ext cx="3415485" cy="1974023"/>
+                    </a:xfrm>
+                    <a:prstGeom prst="rect">
+                      <a:avLst/>
+                    </a:prstGeom>
+                  </pic:spPr>
+                </pic:pic>
+              </a:graphicData>
+            </a:graphic>
+          </wp:inline>
+        </w:drawing>
+      </w:r>
+    </w:p>
+    <w:p>
+      <w:r>
+        <w:t>As we can see</w:t>
+      </w:r>
+      <w:r>
+        <w:t>, PCA does not care if the variability comes from intended differences between the cell lines, or simply variations in background contribution!</w:t>
       </w:r>
     </w:p>
     <w:p>
@@ -2123,42 +1996,225 @@
         <w:pStyle w:val="Heading2"/>
       </w:pPr>
       <w:r>
+        <w:t>Uniform manifold approximation and projection (</w:t>
+      </w:r>
+      <w:r>
         <w:t>UMAP</w:t>
       </w:r>
-    </w:p>
-    <w:p>
-      <w:r>
-        <w:t xml:space="preserve">UMAP is also </w:t>
-      </w:r>
-      <w:proofErr w:type="gramStart"/>
-      <w:r>
-        <w:t>unsupervised</w:t>
-      </w:r>
-      <w:proofErr w:type="gramEnd"/>
-      <w:r>
-        <w:t xml:space="preserve"> but it is non-linear, which allows for better separation but often </w:t>
-      </w:r>
-      <w:r>
-        <w:t xml:space="preserve">harder to interpret results. Here we can run UMAP directly onto all the spectral </w:t>
-      </w:r>
-      <w:proofErr w:type="gramStart"/>
-      <w:r>
-        <w:t>variables, or</w:t>
-      </w:r>
-      <w:proofErr w:type="gramEnd"/>
-      <w:r>
-        <w:t xml:space="preserve"> run it following dimensionality reduction </w:t>
-      </w:r>
-      <w:r>
-        <w:t xml:space="preserve">with PCA (you can control this with the variance explained threshold: a lower threshold will keep fewer coefficients, and reduce the dimensionality further). Notice how much better UMAP runs </w:t>
-      </w:r>
-      <w:r>
-        <w:t>when doing PCA first.</w:t>
-      </w:r>
-    </w:p>
-    <w:p>
-      <w:r>
-        <w:t>With UMAP it is very difficult to map the data back to spectral features. It can be nice to explore a dataset, but it is much harder to interpret than PCA.</w:t>
+      <w:r>
+        <w:t>)</w:t>
+      </w:r>
+    </w:p>
+    <w:p>
+      <w:r>
+        <w:t xml:space="preserve">UMAP is also unsupervised but it is non-linear, which allows for better separation but often </w:t>
+      </w:r>
+      <w:r>
+        <w:t xml:space="preserve">harder to interpret results. </w:t>
+      </w:r>
+      <w:r>
+        <w:t xml:space="preserve">UMAP works by </w:t>
+      </w:r>
+      <w:r>
+        <w:t>identifying neighbouring points and summarising these relationships in a 2D plot.</w:t>
+      </w:r>
+    </w:p>
+    <w:p>
+      <w:pPr>
+        <w:pStyle w:val="ListParagraph"/>
+        <w:numPr>
+          <w:ilvl w:val="0"/>
+          <w:numId w:val="5"/>
+        </w:numPr>
+      </w:pPr>
+      <w:r>
+        <w:t>Low number of neighbours: UMAP focuses on short distances, showing smaller clusters.</w:t>
+      </w:r>
+    </w:p>
+    <w:p>
+      <w:pPr>
+        <w:pStyle w:val="ListParagraph"/>
+        <w:numPr>
+          <w:ilvl w:val="0"/>
+          <w:numId w:val="5"/>
+        </w:numPr>
+      </w:pPr>
+      <w:r>
+        <w:t>High number of neighbours: UMAP focuses on longer distances, showing a more global landscape.</w:t>
+      </w:r>
+    </w:p>
+    <w:p>
+      <w:pPr>
+        <w:pStyle w:val="ListParagraph"/>
+        <w:numPr>
+          <w:ilvl w:val="0"/>
+          <w:numId w:val="5"/>
+        </w:numPr>
+      </w:pPr>
+      <w:r>
+        <w:t>Distance parameter: UMAP can give different results depending on the way we calculate this distance.</w:t>
+      </w:r>
+    </w:p>
+    <w:p>
+      <w:r>
+        <w:t>For example, for 100 neighbours (looking at larger groups, the size of our classes):</w:t>
+      </w:r>
+    </w:p>
+    <w:p>
+      <w:r>
+        <w:drawing>
+          <wp:inline distT="0" distB="0" distL="0" distR="0" wp14:anchorId="7735A1BF" wp14:editId="1AEB2D6C">
+            <wp:extent cx="3948853" cy="2778110"/>
+            <wp:effectExtent l="0" t="0" r="0" b="3810"/>
+            <wp:docPr id="1105011256" name="Picture 1"/>
+            <wp:cNvGraphicFramePr>
+              <a:graphicFrameLocks xmlns:a="http://schemas.openxmlformats.org/drawingml/2006/main" noChangeAspect="1"/>
+            </wp:cNvGraphicFramePr>
+            <a:graphic xmlns:a="http://schemas.openxmlformats.org/drawingml/2006/main">
+              <a:graphicData uri="http://schemas.openxmlformats.org/drawingml/2006/picture">
+                <pic:pic xmlns:pic="http://schemas.openxmlformats.org/drawingml/2006/picture">
+                  <pic:nvPicPr>
+                    <pic:cNvPr id="1105011256" name=""/>
+                    <pic:cNvPicPr/>
+                  </pic:nvPicPr>
+                  <pic:blipFill>
+                    <a:blip r:embed="rId23"/>
+                    <a:stretch>
+                      <a:fillRect/>
+                    </a:stretch>
+                  </pic:blipFill>
+                  <pic:spPr>
+                    <a:xfrm>
+                      <a:off x="0" y="0"/>
+                      <a:ext cx="3956459" cy="2783461"/>
+                    </a:xfrm>
+                    <a:prstGeom prst="rect">
+                      <a:avLst/>
+                    </a:prstGeom>
+                  </pic:spPr>
+                </pic:pic>
+              </a:graphicData>
+            </a:graphic>
+          </wp:inline>
+        </w:drawing>
+      </w:r>
+    </w:p>
+    <w:p>
+      <w:r>
+        <w:t>Whereas for a much smaller number of neighbours</w:t>
+      </w:r>
+      <w:r>
+        <w:t>, UMAP becomes unstable when having too many variables</w:t>
+      </w:r>
+      <w:r>
+        <w:t>:</w:t>
+      </w:r>
+    </w:p>
+    <w:p>
+      <w:r>
+        <w:lastRenderedPageBreak/>
+        <w:drawing>
+          <wp:inline distT="0" distB="0" distL="0" distR="0" wp14:anchorId="4FC1FC84" wp14:editId="697FBD0C">
+            <wp:extent cx="4145280" cy="2906197"/>
+            <wp:effectExtent l="0" t="0" r="7620" b="8890"/>
+            <wp:docPr id="2077136105" name="Picture 1"/>
+            <wp:cNvGraphicFramePr>
+              <a:graphicFrameLocks xmlns:a="http://schemas.openxmlformats.org/drawingml/2006/main" noChangeAspect="1"/>
+            </wp:cNvGraphicFramePr>
+            <a:graphic xmlns:a="http://schemas.openxmlformats.org/drawingml/2006/main">
+              <a:graphicData uri="http://schemas.openxmlformats.org/drawingml/2006/picture">
+                <pic:pic xmlns:pic="http://schemas.openxmlformats.org/drawingml/2006/picture">
+                  <pic:nvPicPr>
+                    <pic:cNvPr id="2077136105" name=""/>
+                    <pic:cNvPicPr/>
+                  </pic:nvPicPr>
+                  <pic:blipFill>
+                    <a:blip r:embed="rId24"/>
+                    <a:stretch>
+                      <a:fillRect/>
+                    </a:stretch>
+                  </pic:blipFill>
+                  <pic:spPr>
+                    <a:xfrm>
+                      <a:off x="0" y="0"/>
+                      <a:ext cx="4152477" cy="2911243"/>
+                    </a:xfrm>
+                    <a:prstGeom prst="rect">
+                      <a:avLst/>
+                    </a:prstGeom>
+                  </pic:spPr>
+                </pic:pic>
+              </a:graphicData>
+            </a:graphic>
+          </wp:inline>
+        </w:drawing>
+      </w:r>
+    </w:p>
+    <w:p>
+      <w:r>
+        <w:t xml:space="preserve">Here we can run UMAP directly onto all the spectral variables, or run it following dimensionality reduction with PCA (you can control this with the variance explained threshold: a lower threshold will keep fewer coefficients, and reduce the dimensionality further). </w:t>
+      </w:r>
+      <w:r>
+        <w:t>If we run PCA+UMAP for 10 neighbours, n</w:t>
+      </w:r>
+      <w:r>
+        <w:t>otice how much better UMAP runs when doing PCA first.</w:t>
+      </w:r>
+      <w:r>
+        <w:t xml:space="preserve"> We can already see trends for the different cell lines, that are starting to show clear differences.</w:t>
+      </w:r>
+    </w:p>
+    <w:p>
+      <w:r>
+        <w:drawing>
+          <wp:inline distT="0" distB="0" distL="0" distR="0" wp14:anchorId="010D7178" wp14:editId="59ABE9BB">
+            <wp:extent cx="4202324" cy="2953173"/>
+            <wp:effectExtent l="0" t="0" r="8255" b="0"/>
+            <wp:docPr id="1343858243" name="Picture 1"/>
+            <wp:cNvGraphicFramePr>
+              <a:graphicFrameLocks xmlns:a="http://schemas.openxmlformats.org/drawingml/2006/main" noChangeAspect="1"/>
+            </wp:cNvGraphicFramePr>
+            <a:graphic xmlns:a="http://schemas.openxmlformats.org/drawingml/2006/main">
+              <a:graphicData uri="http://schemas.openxmlformats.org/drawingml/2006/picture">
+                <pic:pic xmlns:pic="http://schemas.openxmlformats.org/drawingml/2006/picture">
+                  <pic:nvPicPr>
+                    <pic:cNvPr id="1343858243" name=""/>
+                    <pic:cNvPicPr/>
+                  </pic:nvPicPr>
+                  <pic:blipFill>
+                    <a:blip r:embed="rId25"/>
+                    <a:stretch>
+                      <a:fillRect/>
+                    </a:stretch>
+                  </pic:blipFill>
+                  <pic:spPr>
+                    <a:xfrm>
+                      <a:off x="0" y="0"/>
+                      <a:ext cx="4210778" cy="2959114"/>
+                    </a:xfrm>
+                    <a:prstGeom prst="rect">
+                      <a:avLst/>
+                    </a:prstGeom>
+                  </pic:spPr>
+                </pic:pic>
+              </a:graphicData>
+            </a:graphic>
+          </wp:inline>
+        </w:drawing>
+      </w:r>
+    </w:p>
+    <w:p>
+      <w:r>
+        <w:t>The challenge w</w:t>
+      </w:r>
+      <w:r>
+        <w:t xml:space="preserve">ith UMAP </w:t>
+      </w:r>
+      <w:r>
+        <w:t>is that it</w:t>
+      </w:r>
+      <w:r>
+        <w:t xml:space="preserve"> is very difficult to map the data back to spectral features. It can be nice to explore a dataset, but it is much harder to interpret than PCA.</w:t>
       </w:r>
     </w:p>
     <w:p>
@@ -2170,63 +2226,300 @@
       </w:r>
     </w:p>
     <w:p>
-      <w:proofErr w:type="gramStart"/>
-      <w:r>
-        <w:t>In order to</w:t>
-      </w:r>
-      <w:proofErr w:type="gramEnd"/>
-      <w:r>
-        <w:t xml:space="preserve"> run a supervised method, first we need to split our data. A typical approach is to use k-fold validation, where we split our data in k different groups, and </w:t>
+      <w:r>
+        <w:t xml:space="preserve">In order to run a supervised method, first we need to split our data. A typical approach is to use k-fold validation, where we split our data in k different groups, and </w:t>
       </w:r>
       <w:r>
         <w:t>train k different models. For the first model, we will merge all the data in the first k-1 groups to train it, and then we will use the model to classify the last group of data. This will help us estimate how good our model is.</w:t>
       </w:r>
       <w:r>
-        <w:t xml:space="preserve"> Larger k values </w:t>
-      </w:r>
-      <w:proofErr w:type="gramStart"/>
-      <w:r>
-        <w:t>means</w:t>
-      </w:r>
-      <w:proofErr w:type="gramEnd"/>
-      <w:r>
-        <w:t xml:space="preserve"> that more data is used to </w:t>
-      </w:r>
-      <w:proofErr w:type="gramStart"/>
-      <w:r>
-        <w:t>train, but</w:t>
-      </w:r>
-      <w:proofErr w:type="gramEnd"/>
-      <w:r>
-        <w:t xml:space="preserve"> also means that less data is used to check the validity of the model.</w:t>
-      </w:r>
-    </w:p>
-    <w:p>
-      <w:r>
-        <w:t xml:space="preserve">We can run LDA with </w:t>
-      </w:r>
-      <w:proofErr w:type="gramStart"/>
-      <w:r>
-        <w:t>our</w:t>
-      </w:r>
-      <w:proofErr w:type="gramEnd"/>
-      <w:r>
-        <w:t xml:space="preserve"> without PCA, but I strongly recommend running it following PCA. When running this model, we get an overall accuracy</w:t>
-      </w:r>
-      <w:r>
-        <w:t xml:space="preserve">. As LDA is a linear model and PCA is linear too, we also get coefficients that have their own scores and loadings, and the loadings also have spectral shapes, aiding in interpretability of the data. Here, we are </w:t>
-      </w:r>
-      <w:r>
-        <w:t xml:space="preserve">training </w:t>
-      </w:r>
-      <w:r>
-        <w:t xml:space="preserve">LDA </w:t>
-      </w:r>
-      <w:r>
-        <w:t xml:space="preserve">to separate each class from all the others (one vs all). You can see that for each coefficient </w:t>
-      </w:r>
-      <w:r>
-        <w:t xml:space="preserve">you achieve a level of separation (histogram of scores) and a different loading shape. </w:t>
+        <w:t xml:space="preserve"> Larger k values means that more data is used to train, but also means that less data is used to check the validity of the model.</w:t>
+      </w:r>
+    </w:p>
+    <w:p>
+      <w:r>
+        <w:t xml:space="preserve">Here, the random seed can be any positive number, and it allows to obtain the same split reproducibly. This means you always get the same results – controlling this “randomness” can be useful </w:t>
+      </w:r>
+      <w:r>
+        <w:t>when you want to compare models running on the same exact splits</w:t>
+      </w:r>
+      <w:r>
+        <w:t>. You can use whatever is your</w:t>
+      </w:r>
+      <w:r>
+        <w:t xml:space="preserve"> lucky number.</w:t>
+      </w:r>
+    </w:p>
+    <w:p>
+      <w:r>
+        <w:lastRenderedPageBreak/>
+        <w:t>If we click “Run PCA + LDA”:</w:t>
+      </w:r>
+    </w:p>
+    <w:p>
+      <w:r>
+        <w:drawing>
+          <wp:inline distT="0" distB="0" distL="0" distR="0" wp14:anchorId="26B2B223" wp14:editId="3657952B">
+            <wp:extent cx="5188373" cy="3630022"/>
+            <wp:effectExtent l="0" t="0" r="0" b="8890"/>
+            <wp:docPr id="1356224030" name="Picture 1"/>
+            <wp:cNvGraphicFramePr>
+              <a:graphicFrameLocks xmlns:a="http://schemas.openxmlformats.org/drawingml/2006/main" noChangeAspect="1"/>
+            </wp:cNvGraphicFramePr>
+            <a:graphic xmlns:a="http://schemas.openxmlformats.org/drawingml/2006/main">
+              <a:graphicData uri="http://schemas.openxmlformats.org/drawingml/2006/picture">
+                <pic:pic xmlns:pic="http://schemas.openxmlformats.org/drawingml/2006/picture">
+                  <pic:nvPicPr>
+                    <pic:cNvPr id="1356224030" name=""/>
+                    <pic:cNvPicPr/>
+                  </pic:nvPicPr>
+                  <pic:blipFill>
+                    <a:blip r:embed="rId26"/>
+                    <a:stretch>
+                      <a:fillRect/>
+                    </a:stretch>
+                  </pic:blipFill>
+                  <pic:spPr>
+                    <a:xfrm>
+                      <a:off x="0" y="0"/>
+                      <a:ext cx="5192976" cy="3633242"/>
+                    </a:xfrm>
+                    <a:prstGeom prst="rect">
+                      <a:avLst/>
+                    </a:prstGeom>
+                  </pic:spPr>
+                </pic:pic>
+              </a:graphicData>
+            </a:graphic>
+          </wp:inline>
+        </w:drawing>
+      </w:r>
+    </w:p>
+    <w:p>
+      <w:r>
+        <w:t xml:space="preserve">When running this model, we get an overall accuracy of 57.5 ± 1.4 %. </w:t>
+      </w:r>
+    </w:p>
+    <w:p>
+      <w:r>
+        <w:t xml:space="preserve">Notice that we can choose among </w:t>
+      </w:r>
+      <w:r>
+        <w:t xml:space="preserve">as many loadings as classes we have (cell lines). </w:t>
+      </w:r>
+      <w:r>
+        <w:t xml:space="preserve">Here, we are training LDA to separate each class from all the others (one vs all). You can see that for each coefficient you achieve a level of separation (histogram of scores) and a different loading shape. </w:t>
+      </w:r>
+    </w:p>
+    <w:p>
+      <w:r>
+        <w:drawing>
+          <wp:inline distT="0" distB="0" distL="0" distR="0" wp14:anchorId="0B90334E" wp14:editId="360CFEE5">
+            <wp:extent cx="2781688" cy="1876687"/>
+            <wp:effectExtent l="0" t="0" r="0" b="9525"/>
+            <wp:docPr id="1730784766" name="Picture 1"/>
+            <wp:cNvGraphicFramePr>
+              <a:graphicFrameLocks xmlns:a="http://schemas.openxmlformats.org/drawingml/2006/main" noChangeAspect="1"/>
+            </wp:cNvGraphicFramePr>
+            <a:graphic xmlns:a="http://schemas.openxmlformats.org/drawingml/2006/main">
+              <a:graphicData uri="http://schemas.openxmlformats.org/drawingml/2006/picture">
+                <pic:pic xmlns:pic="http://schemas.openxmlformats.org/drawingml/2006/picture">
+                  <pic:nvPicPr>
+                    <pic:cNvPr id="1730784766" name=""/>
+                    <pic:cNvPicPr/>
+                  </pic:nvPicPr>
+                  <pic:blipFill>
+                    <a:blip r:embed="rId27"/>
+                    <a:stretch>
+                      <a:fillRect/>
+                    </a:stretch>
+                  </pic:blipFill>
+                  <pic:spPr>
+                    <a:xfrm>
+                      <a:off x="0" y="0"/>
+                      <a:ext cx="2781688" cy="1876687"/>
+                    </a:xfrm>
+                    <a:prstGeom prst="rect">
+                      <a:avLst/>
+                    </a:prstGeom>
+                  </pic:spPr>
+                </pic:pic>
+              </a:graphicData>
+            </a:graphic>
+          </wp:inline>
+        </w:drawing>
+      </w:r>
+    </w:p>
+    <w:p>
+      <w:r>
+        <w:t>For example, LD3 separates HCT116 cells from all other cells. You can see in the histogram that HCT116 cells have a high score for LD3, while other cells have a low score.</w:t>
+      </w:r>
+    </w:p>
+    <w:p>
+      <w:r>
+        <w:lastRenderedPageBreak/>
+        <w:drawing>
+          <wp:inline distT="0" distB="0" distL="0" distR="0" wp14:anchorId="1E26CDBA" wp14:editId="1C2D9BB3">
+            <wp:extent cx="2987040" cy="2089673"/>
+            <wp:effectExtent l="0" t="0" r="3810" b="6350"/>
+            <wp:docPr id="698369943" name="Picture 1"/>
+            <wp:cNvGraphicFramePr>
+              <a:graphicFrameLocks xmlns:a="http://schemas.openxmlformats.org/drawingml/2006/main" noChangeAspect="1"/>
+            </wp:cNvGraphicFramePr>
+            <a:graphic xmlns:a="http://schemas.openxmlformats.org/drawingml/2006/main">
+              <a:graphicData uri="http://schemas.openxmlformats.org/drawingml/2006/picture">
+                <pic:pic xmlns:pic="http://schemas.openxmlformats.org/drawingml/2006/picture">
+                  <pic:nvPicPr>
+                    <pic:cNvPr id="698369943" name=""/>
+                    <pic:cNvPicPr/>
+                  </pic:nvPicPr>
+                  <pic:blipFill>
+                    <a:blip r:embed="rId28"/>
+                    <a:stretch>
+                      <a:fillRect/>
+                    </a:stretch>
+                  </pic:blipFill>
+                  <pic:spPr>
+                    <a:xfrm>
+                      <a:off x="0" y="0"/>
+                      <a:ext cx="2995540" cy="2095619"/>
+                    </a:xfrm>
+                    <a:prstGeom prst="rect">
+                      <a:avLst/>
+                    </a:prstGeom>
+                  </pic:spPr>
+                </pic:pic>
+              </a:graphicData>
+            </a:graphic>
+          </wp:inline>
+        </w:drawing>
+      </w:r>
+    </w:p>
+    <w:p>
+      <w:r>
+        <w:t xml:space="preserve">As LDA is a linear model and PCA is linear too, we also get coefficients that have their own scores and loadings, and the loadings also have spectral shapes, aiding in interpretability of the data. </w:t>
+      </w:r>
+      <w:r>
+        <w:t>The model is quite noisy, as it often picks up on peak widths or subtle shifts, and tends to overfit the data as well. In this case, HCT116 does show a broad positive contribution at 1667 cm</w:t>
+      </w:r>
+      <w:r>
+        <w:rPr>
+          <w:vertAlign w:val="superscript"/>
+        </w:rPr>
+        <w:t>-1</w:t>
+      </w:r>
+      <w:r>
+        <w:t xml:space="preserve"> corresponding to </w:t>
+      </w:r>
+      <w:r>
+        <w:t>differences in the shape of the Amide I band.</w:t>
+      </w:r>
+    </w:p>
+    <w:p>
+      <w:r>
+        <w:drawing>
+          <wp:inline distT="0" distB="0" distL="0" distR="0" wp14:anchorId="6A5B8AA3" wp14:editId="54E27A36">
+            <wp:extent cx="4686954" cy="2210108"/>
+            <wp:effectExtent l="0" t="0" r="0" b="0"/>
+            <wp:docPr id="1199370204" name="Picture 1"/>
+            <wp:cNvGraphicFramePr>
+              <a:graphicFrameLocks xmlns:a="http://schemas.openxmlformats.org/drawingml/2006/main" noChangeAspect="1"/>
+            </wp:cNvGraphicFramePr>
+            <a:graphic xmlns:a="http://schemas.openxmlformats.org/drawingml/2006/main">
+              <a:graphicData uri="http://schemas.openxmlformats.org/drawingml/2006/picture">
+                <pic:pic xmlns:pic="http://schemas.openxmlformats.org/drawingml/2006/picture">
+                  <pic:nvPicPr>
+                    <pic:cNvPr id="1199370204" name=""/>
+                    <pic:cNvPicPr/>
+                  </pic:nvPicPr>
+                  <pic:blipFill>
+                    <a:blip r:embed="rId29"/>
+                    <a:stretch>
+                      <a:fillRect/>
+                    </a:stretch>
+                  </pic:blipFill>
+                  <pic:spPr>
+                    <a:xfrm>
+                      <a:off x="0" y="0"/>
+                      <a:ext cx="4686954" cy="2210108"/>
+                    </a:xfrm>
+                    <a:prstGeom prst="rect">
+                      <a:avLst/>
+                    </a:prstGeom>
+                  </pic:spPr>
+                </pic:pic>
+              </a:graphicData>
+            </a:graphic>
+          </wp:inline>
+        </w:drawing>
+      </w:r>
+    </w:p>
+    <w:p>
+      <w:r>
+        <w:t xml:space="preserve">In the next tab, we can also explore the classification table. A classification table </w:t>
+      </w:r>
+      <w:r>
+        <w:t>helps visualise which classes are well separated and which ones are often mixed. Each row shows all the observations in the group being studied</w:t>
+      </w:r>
+      <w:r>
+        <w:t xml:space="preserve"> and where they were classified.</w:t>
+      </w:r>
+    </w:p>
+    <w:p>
+      <w:r>
+        <w:t>We have a different classification table for each fold, but we can also calculate the overall classification table showing the percentage of cells classified correctly or incorrectly.</w:t>
+      </w:r>
+      <w:r>
+        <w:t xml:space="preserve"> </w:t>
+      </w:r>
+      <w:r>
+        <w:t>Here is the overall table for this model. For example, we can see that from all CaCo2 cells (CaCo2 row), 39% of cells are classified as CaCo2, while high percentages of cells are classified as SW480 and SW620 cells. This is expected, as all these cell are colorectal cancer cells</w:t>
+      </w:r>
+      <w:r>
+        <w:t xml:space="preserve"> of different stages and properties. </w:t>
+      </w:r>
+      <w:r>
+        <w:t>Other cells such as FHC and HCT116 are classified with higher accuracy.</w:t>
+      </w:r>
+    </w:p>
+    <w:p>
+      <w:r>
+        <w:lastRenderedPageBreak/>
+        <w:drawing>
+          <wp:inline distT="0" distB="0" distL="0" distR="0" wp14:anchorId="1F9FAAB3" wp14:editId="5538A261">
+            <wp:extent cx="2208107" cy="2465804"/>
+            <wp:effectExtent l="0" t="0" r="1905" b="0"/>
+            <wp:docPr id="1703377358" name="Picture 1"/>
+            <wp:cNvGraphicFramePr>
+              <a:graphicFrameLocks xmlns:a="http://schemas.openxmlformats.org/drawingml/2006/main" noChangeAspect="1"/>
+            </wp:cNvGraphicFramePr>
+            <a:graphic xmlns:a="http://schemas.openxmlformats.org/drawingml/2006/main">
+              <a:graphicData uri="http://schemas.openxmlformats.org/drawingml/2006/picture">
+                <pic:pic xmlns:pic="http://schemas.openxmlformats.org/drawingml/2006/picture">
+                  <pic:nvPicPr>
+                    <pic:cNvPr id="1703377358" name=""/>
+                    <pic:cNvPicPr/>
+                  </pic:nvPicPr>
+                  <pic:blipFill>
+                    <a:blip r:embed="rId30"/>
+                    <a:stretch>
+                      <a:fillRect/>
+                    </a:stretch>
+                  </pic:blipFill>
+                  <pic:spPr>
+                    <a:xfrm>
+                      <a:off x="0" y="0"/>
+                      <a:ext cx="2214324" cy="2472746"/>
+                    </a:xfrm>
+                    <a:prstGeom prst="rect">
+                      <a:avLst/>
+                    </a:prstGeom>
+                  </pic:spPr>
+                </pic:pic>
+              </a:graphicData>
+            </a:graphic>
+          </wp:inline>
+        </w:drawing>
       </w:r>
     </w:p>
     <w:p>
@@ -2240,24 +2533,13 @@
         </w:rPr>
       </w:pPr>
       <w:r>
-        <w:t xml:space="preserve">In the next tab, we can also explore the classification table. A classification table </w:t>
-      </w:r>
-      <w:r>
-        <w:t xml:space="preserve">helps visualise which classes are well </w:t>
-      </w:r>
-      <w:proofErr w:type="gramStart"/>
-      <w:r>
-        <w:t>separated</w:t>
-      </w:r>
-      <w:proofErr w:type="gramEnd"/>
-      <w:r>
-        <w:t xml:space="preserve"> and which ones are often mixed. Each row shows all the observations in the group being studied</w:t>
-      </w:r>
-      <w:r>
-        <w:t xml:space="preserve"> and where they were classified. We have a different classification table for each fold, but we can also calculate the overall classification table showing the percentage of cells classified correctly or incorrectly.</w:t>
-      </w:r>
-      <w:r>
-        <w:t xml:space="preserve"> Here you can see the validation fold size changing when changing the value of k.</w:t>
+        <w:t>You can experiment with increasing the fold size. A higher fold size will give the model more data to learn from, but also a smaller dataset to test with</w:t>
+      </w:r>
+      <w:r>
+        <w:t>, leading to higher variations to the average accuracy</w:t>
+      </w:r>
+      <w:r>
+        <w:t>.</w:t>
       </w:r>
     </w:p>
     <w:p>
@@ -2360,7 +2642,7 @@
                     <pic:cNvPicPr/>
                   </pic:nvPicPr>
                   <pic:blipFill>
-                    <a:blip r:embed="rId20"/>
+                    <a:blip r:embed="rId31"/>
                     <a:stretch>
                       <a:fillRect/>
                     </a:stretch>
@@ -2397,28 +2679,12 @@
         <w:t>.</w:t>
       </w:r>
       <w:r>
-        <w:t>\</w:t>
-      </w:r>
-      <w:proofErr w:type="spellStart"/>
-      <w:r>
-        <w:t>ProcessedData.mat</w:t>
-      </w:r>
-      <w:proofErr w:type="spellEnd"/>
-      <w:r>
-        <w:t>")</w:t>
-      </w:r>
-    </w:p>
-    <w:p>
-      <w:r>
-        <w:t xml:space="preserve">Now your Workspace should show a </w:t>
-      </w:r>
-      <w:proofErr w:type="spellStart"/>
-      <w:r>
-        <w:t>ProcessedData</w:t>
-      </w:r>
-      <w:proofErr w:type="spellEnd"/>
-      <w:r>
-        <w:t xml:space="preserve"> variable</w:t>
+        <w:t>\ProcessedData.mat")</w:t>
+      </w:r>
+    </w:p>
+    <w:p>
+      <w:r>
+        <w:t>Now your Workspace should show a ProcessedData variable</w:t>
       </w:r>
       <w:r>
         <w:t xml:space="preserve"> (a structure):</w:t>
@@ -2429,7 +2695,6 @@
         <w:rPr>
           <w:noProof/>
         </w:rPr>
-        <w:lastRenderedPageBreak/>
         <w:drawing>
           <wp:inline distT="0" distB="0" distL="0" distR="0" wp14:anchorId="3642BBCD" wp14:editId="560F3C36">
             <wp:extent cx="2463384" cy="1281710"/>
@@ -2446,7 +2711,7 @@
                     <pic:cNvPicPr/>
                   </pic:nvPicPr>
                   <pic:blipFill>
-                    <a:blip r:embed="rId21"/>
+                    <a:blip r:embed="rId32"/>
                     <a:stretch>
                       <a:fillRect/>
                     </a:stretch>
@@ -2477,6 +2742,7 @@
         <w:rPr>
           <w:noProof/>
         </w:rPr>
+        <w:lastRenderedPageBreak/>
         <w:drawing>
           <wp:inline distT="0" distB="0" distL="0" distR="0" wp14:anchorId="7B576EC3" wp14:editId="418CDDCB">
             <wp:extent cx="3402767" cy="1863115"/>
@@ -2493,7 +2759,7 @@
                     <pic:cNvPicPr/>
                   </pic:nvPicPr>
                   <pic:blipFill>
-                    <a:blip r:embed="rId22"/>
+                    <a:blip r:embed="rId33"/>
                     <a:stretch>
                       <a:fillRect/>
                     </a:stretch>
@@ -2526,16 +2792,11 @@
       <w:pPr>
         <w:pStyle w:val="Code"/>
       </w:pPr>
-      <w:proofErr w:type="spellStart"/>
       <w:r>
         <w:t>ProcessedData.</w:t>
       </w:r>
       <w:r>
-        <w:t>DataMatrix</w:t>
-      </w:r>
-      <w:proofErr w:type="spellEnd"/>
-      <w:r>
-        <w:t xml:space="preserve"> </w:t>
+        <w:t xml:space="preserve">DataMatrix </w:t>
       </w:r>
     </w:p>
     <w:p>
@@ -2543,26 +2804,16 @@
         <w:t>organised in columns</w:t>
       </w:r>
       <w:r>
-        <w:t xml:space="preserve">. We also have the classes of each </w:t>
-      </w:r>
-      <w:proofErr w:type="gramStart"/>
-      <w:r>
-        <w:t>spectra</w:t>
-      </w:r>
-      <w:proofErr w:type="gramEnd"/>
-      <w:r>
-        <w:t xml:space="preserve"> (the cell lines) inside </w:t>
+        <w:t xml:space="preserve">. We also have the classes of each spectra (the cell lines) inside </w:t>
       </w:r>
     </w:p>
     <w:p>
       <w:pPr>
         <w:pStyle w:val="Code"/>
       </w:pPr>
-      <w:proofErr w:type="spellStart"/>
       <w:r>
         <w:t>ProcessedData.Classes</w:t>
       </w:r>
-      <w:proofErr w:type="spellEnd"/>
     </w:p>
     <w:p>
       <w:r>
@@ -2573,11 +2824,9 @@
       <w:pPr>
         <w:pStyle w:val="Code"/>
       </w:pPr>
-      <w:proofErr w:type="spellStart"/>
       <w:r>
         <w:t>ProcessedData.Wavenumbers</w:t>
       </w:r>
-      <w:proofErr w:type="spellEnd"/>
     </w:p>
     <w:p>
       <w:r>
@@ -2597,19 +2846,28 @@
       <w:pPr>
         <w:pStyle w:val="Code"/>
       </w:pPr>
-      <w:proofErr w:type="spellStart"/>
-      <w:r>
-        <w:t>DataMatrix</w:t>
-      </w:r>
-      <w:proofErr w:type="spellEnd"/>
-      <w:r>
-        <w:t>=</w:t>
-      </w:r>
-      <w:proofErr w:type="spellStart"/>
-      <w:r>
-        <w:t>ProcessedData.DataMatrix</w:t>
-      </w:r>
-      <w:proofErr w:type="spellEnd"/>
+      <w:r>
+        <w:t>DataMatrix=ProcessedData.DataMatrix;</w:t>
+      </w:r>
+    </w:p>
+    <w:p>
+      <w:pPr>
+        <w:pStyle w:val="Code"/>
+      </w:pPr>
+      <w:r>
+        <w:t>DataTable=array2table(DataMatrix.');</w:t>
+      </w:r>
+    </w:p>
+    <w:p>
+      <w:pPr>
+        <w:pStyle w:val="Code"/>
+      </w:pPr>
+      <w:r>
+        <w:t>Classes=ProcessedData.Classes</w:t>
+      </w:r>
+      <w:r>
+        <w:t>.’</w:t>
+      </w:r>
       <w:r>
         <w:t>;</w:t>
       </w:r>
@@ -2618,26 +2876,8 @@
       <w:pPr>
         <w:pStyle w:val="Code"/>
       </w:pPr>
-      <w:proofErr w:type="spellStart"/>
-      <w:r>
-        <w:t>DataTable</w:t>
-      </w:r>
-      <w:proofErr w:type="spellEnd"/>
-      <w:r>
-        <w:t>=array2</w:t>
-      </w:r>
-      <w:proofErr w:type="gramStart"/>
-      <w:r>
-        <w:t>table(</w:t>
-      </w:r>
-      <w:proofErr w:type="spellStart"/>
-      <w:proofErr w:type="gramEnd"/>
-      <w:r>
-        <w:t>DataMatrix</w:t>
-      </w:r>
-      <w:proofErr w:type="spellEnd"/>
-      <w:r>
-        <w:t>.');</w:t>
+      <w:r>
+        <w:t>Wavenumber=ProcessedData.Wavenumbers;</w:t>
       </w:r>
     </w:p>
     <w:p>
@@ -2645,18 +2885,7 @@
         <w:pStyle w:val="Code"/>
       </w:pPr>
       <w:r>
-        <w:t>Classes=</w:t>
-      </w:r>
-      <w:proofErr w:type="spellStart"/>
-      <w:r>
-        <w:t>ProcessedData.Classes</w:t>
-      </w:r>
-      <w:proofErr w:type="spellEnd"/>
-      <w:r>
-        <w:t>.’</w:t>
-      </w:r>
-      <w:r>
-        <w:t>;</w:t>
+        <w:t>DataTable.Properties.VariableNames=compose('%0.1fcm-1',Wavenumber);</w:t>
       </w:r>
     </w:p>
     <w:p>
@@ -2664,50 +2893,8 @@
         <w:pStyle w:val="Code"/>
       </w:pPr>
       <w:r>
-        <w:t>Wavenumber=</w:t>
-      </w:r>
-      <w:proofErr w:type="spellStart"/>
-      <w:r>
-        <w:t>ProcessedData.Wavenumbers</w:t>
-      </w:r>
-      <w:proofErr w:type="spellEnd"/>
-      <w:r>
-        <w:t>;</w:t>
-      </w:r>
-    </w:p>
-    <w:p>
-      <w:pPr>
-        <w:pStyle w:val="Code"/>
-      </w:pPr>
-      <w:proofErr w:type="gramStart"/>
-      <w:r>
-        <w:t>DataTable.Properties.VariableNames</w:t>
-      </w:r>
-      <w:proofErr w:type="gramEnd"/>
-      <w:r>
-        <w:t>=compose('%0.1fcm-1</w:t>
-      </w:r>
-      <w:proofErr w:type="gramStart"/>
-      <w:r>
-        <w:t>',Wavenumber</w:t>
-      </w:r>
-      <w:proofErr w:type="gramEnd"/>
-      <w:r>
-        <w:t>);</w:t>
-      </w:r>
-    </w:p>
-    <w:p>
-      <w:pPr>
-        <w:pStyle w:val="Code"/>
-      </w:pPr>
-      <w:r>
-        <w:t xml:space="preserve">clear </w:t>
-      </w:r>
-      <w:proofErr w:type="spellStart"/>
-      <w:r>
-        <w:t>DataMatrix</w:t>
-      </w:r>
-      <w:proofErr w:type="spellEnd"/>
+        <w:t>clear DataMatrix</w:t>
+      </w:r>
     </w:p>
     <w:p>
       <w:pPr>
@@ -2749,7 +2936,7 @@
                     <pic:cNvPicPr/>
                   </pic:nvPicPr>
                   <pic:blipFill>
-                    <a:blip r:embed="rId23"/>
+                    <a:blip r:embed="rId34"/>
                     <a:stretch>
                       <a:fillRect/>
                     </a:stretch>
@@ -2783,7 +2970,6 @@
         <w:rPr>
           <w:noProof/>
         </w:rPr>
-        <w:lastRenderedPageBreak/>
         <w:drawing>
           <wp:inline distT="0" distB="0" distL="0" distR="0" wp14:anchorId="453D6889" wp14:editId="3CE9C8B6">
             <wp:extent cx="4077325" cy="2840937"/>
@@ -2800,7 +2986,7 @@
                     <pic:cNvPicPr/>
                   </pic:nvPicPr>
                   <pic:blipFill>
-                    <a:blip r:embed="rId24"/>
+                    <a:blip r:embed="rId35"/>
                     <a:stretch>
                       <a:fillRect/>
                     </a:stretch>
@@ -2838,15 +3024,8 @@
         </w:numPr>
       </w:pPr>
       <w:r>
-        <w:t xml:space="preserve">We will choose </w:t>
-      </w:r>
-      <w:proofErr w:type="spellStart"/>
-      <w:r>
-        <w:t>DataTable</w:t>
-      </w:r>
-      <w:proofErr w:type="spellEnd"/>
-      <w:r>
-        <w:t xml:space="preserve"> </w:t>
+        <w:lastRenderedPageBreak/>
+        <w:t xml:space="preserve">We will choose DataTable </w:t>
       </w:r>
       <w:r>
         <w:t>as our Data set variable.</w:t>
@@ -2945,7 +3124,7 @@
                     <pic:cNvPicPr/>
                   </pic:nvPicPr>
                   <pic:blipFill>
-                    <a:blip r:embed="rId25"/>
+                    <a:blip r:embed="rId36"/>
                     <a:stretch>
                       <a:fillRect/>
                     </a:stretch>
@@ -3003,7 +3182,6 @@
         <w:rPr>
           <w:noProof/>
         </w:rPr>
-        <w:lastRenderedPageBreak/>
         <w:drawing>
           <wp:inline distT="0" distB="0" distL="0" distR="0" wp14:anchorId="1E160EC3" wp14:editId="62DAF360">
             <wp:extent cx="4192249" cy="2919619"/>
@@ -3020,7 +3198,7 @@
                     <pic:cNvPicPr/>
                   </pic:nvPicPr>
                   <pic:blipFill>
-                    <a:blip r:embed="rId26"/>
+                    <a:blip r:embed="rId37"/>
                     <a:stretch>
                       <a:fillRect/>
                     </a:stretch>
@@ -3057,6 +3235,7 @@
         <w:rPr>
           <w:noProof/>
         </w:rPr>
+        <w:lastRenderedPageBreak/>
         <w:drawing>
           <wp:inline distT="0" distB="0" distL="0" distR="0" wp14:anchorId="3CAD9FCE" wp14:editId="71C10691">
             <wp:extent cx="3757534" cy="2594804"/>
@@ -3073,7 +3252,7 @@
                     <pic:cNvPicPr/>
                   </pic:nvPicPr>
                   <pic:blipFill>
-                    <a:blip r:embed="rId27"/>
+                    <a:blip r:embed="rId38"/>
                     <a:stretch>
                       <a:fillRect/>
                     </a:stretch>
@@ -3102,15 +3281,7 @@
         <w:t xml:space="preserve">t showed the confusion matrix, showing how many observations in each class fell in the correct category (blue diagonal). We can choose to see the true positive and false negative rate for each class as well. </w:t>
       </w:r>
       <w:r>
-        <w:t xml:space="preserve">This model is not </w:t>
-      </w:r>
-      <w:proofErr w:type="gramStart"/>
-      <w:r>
-        <w:t>finished,</w:t>
-      </w:r>
-      <w:proofErr w:type="gramEnd"/>
-      <w:r>
-        <w:t xml:space="preserve"> we need to test it in the testing dataset. We can go to the TEST tab on the top, and test selected:</w:t>
+        <w:t>This model is not finished, we need to test it in the testing dataset. We can go to the TEST tab on the top, and test selected:</w:t>
       </w:r>
     </w:p>
     <w:p>
@@ -3134,7 +3305,7 @@
                     <pic:cNvPicPr/>
                   </pic:nvPicPr>
                   <pic:blipFill>
-                    <a:blip r:embed="rId28"/>
+                    <a:blip r:embed="rId39"/>
                     <a:stretch>
                       <a:fillRect/>
                     </a:stretch>
@@ -3162,7 +3333,6 @@
     </w:p>
     <w:p>
       <w:r>
-        <w:lastRenderedPageBreak/>
         <w:t>We can see that the model is not terrible, but neither it is great. Let’s try a basic model ourselves.</w:t>
       </w:r>
     </w:p>
@@ -3192,7 +3362,7 @@
                     <pic:cNvPicPr/>
                   </pic:nvPicPr>
                   <pic:blipFill>
-                    <a:blip r:embed="rId29"/>
+                    <a:blip r:embed="rId40"/>
                     <a:stretch>
                       <a:fillRect/>
                     </a:stretch>
@@ -3223,6 +3393,7 @@
         <w:rPr>
           <w:noProof/>
         </w:rPr>
+        <w:lastRenderedPageBreak/>
         <w:drawing>
           <wp:inline distT="0" distB="0" distL="0" distR="0" wp14:anchorId="5F779D40" wp14:editId="28DEA275">
             <wp:extent cx="3525389" cy="2293495"/>
@@ -3239,7 +3410,7 @@
                     <pic:cNvPicPr/>
                   </pic:nvPicPr>
                   <pic:blipFill>
-                    <a:blip r:embed="rId30"/>
+                    <a:blip r:embed="rId41"/>
                     <a:stretch>
                       <a:fillRect/>
                     </a:stretch>
@@ -3265,15 +3436,7 @@
         <w:t>We will enable principal component analysis</w:t>
       </w:r>
       <w:r>
-        <w:t xml:space="preserve"> as a dimensionality reduction step. This allows the identification of the main sources of variability in our system. By keeping </w:t>
-      </w:r>
-      <w:proofErr w:type="gramStart"/>
-      <w:r>
-        <w:t>only</w:t>
-      </w:r>
-      <w:proofErr w:type="gramEnd"/>
-      <w:r>
-        <w:t xml:space="preserve"> the principal components that explain 95% of variability, we get rid of noise and reduce the number of variables, making training much more efficient.</w:t>
+        <w:t xml:space="preserve"> as a dimensionality reduction step. This allows the identification of the main sources of variability in our system. By keeping only the principal components that explain 95% of variability, we get rid of noise and reduce the number of variables, making training much more efficient.</w:t>
       </w:r>
     </w:p>
     <w:p>
@@ -3302,7 +3465,7 @@
                     <pic:cNvPicPr/>
                   </pic:nvPicPr>
                   <pic:blipFill>
-                    <a:blip r:embed="rId31"/>
+                    <a:blip r:embed="rId42"/>
                     <a:stretch>
                       <a:fillRect/>
                     </a:stretch>
@@ -3339,22 +3502,11 @@
     </w:p>
     <w:p>
       <w:r>
-        <w:t xml:space="preserve">As a rule of thumb, linear models are less powerful than non-linear models, so our accuracy will likely increase if the model is </w:t>
-      </w:r>
-      <w:proofErr w:type="spellStart"/>
-      <w:proofErr w:type="gramStart"/>
-      <w:r>
-        <w:t>non linear</w:t>
-      </w:r>
-      <w:proofErr w:type="spellEnd"/>
-      <w:proofErr w:type="gramEnd"/>
-      <w:r>
-        <w:t>. This can also make interpretation of the results harder.</w:t>
-      </w:r>
-    </w:p>
-    <w:p>
-      <w:r>
-        <w:lastRenderedPageBreak/>
+        <w:t>As a rule of thumb, linear models are less powerful than non-linear models, so our accuracy will likely increase if the model is non linear. This can also make interpretation of the results harder.</w:t>
+      </w:r>
+    </w:p>
+    <w:p>
+      <w:r>
         <w:t>For example, we could train a Support Vector Machine (SVM) with a quadratic kernel, with PCA enabled.</w:t>
       </w:r>
       <w:r>
@@ -3385,7 +3537,7 @@
                     <pic:cNvPicPr/>
                   </pic:nvPicPr>
                   <pic:blipFill>
-                    <a:blip r:embed="rId32"/>
+                    <a:blip r:embed="rId43"/>
                     <a:stretch>
                       <a:fillRect/>
                     </a:stretch>
@@ -3411,6 +3563,7 @@
     </w:p>
     <w:p>
       <w:r>
+        <w:lastRenderedPageBreak/>
         <w:t>I will choose “Train selected” to train our new model. I am now getting 71% accuracy at the validation stage, which is an improvement from before.</w:t>
       </w:r>
       <w:r>
@@ -3444,7 +3597,7 @@
                     <pic:cNvPicPr/>
                   </pic:nvPicPr>
                   <pic:blipFill>
-                    <a:blip r:embed="rId33"/>
+                    <a:blip r:embed="rId44"/>
                     <a:stretch>
                       <a:fillRect/>
                     </a:stretch>
@@ -3477,6 +3630,9 @@
       </w:pPr>
       <w:r>
         <w:t>This goes beyond the scope of this workshop short demonstration, but feel free to reach out if you have any further questions.</w:t>
+      </w:r>
+      <w:r>
+        <w:t xml:space="preserve"> </w:t>
       </w:r>
     </w:p>
     <w:p>
